--- a/src/main/resources/Заполнители/ВКР/common/Календарный_график_выполнения.docx
+++ b/src/main/resources/Заполнители/ВКР/common/Календарный_график_выполнения.docx
@@ -438,12 +438,12 @@
         </w:rPr>
         <w:t>(полное на</w:t>
       </w:r>
-      <w:bookmarkStart w:id="0" w:name="OLE_LINK100"/>
-      <w:bookmarkStart w:id="1" w:name="OLE_LINK101"/>
-      <w:bookmarkStart w:id="2" w:name="OLE_LINK102"/>
-      <w:bookmarkStart w:id="3" w:name="OLE_LINK103"/>
-      <w:bookmarkStart w:id="4" w:name="OLE_LINK104"/>
-      <w:bookmarkStart w:id="5" w:name="OLE_LINK105"/>
+      <w:bookmarkStart w:id="0" w:name="OLE_LINK105"/>
+      <w:bookmarkStart w:id="1" w:name="OLE_LINK104"/>
+      <w:bookmarkStart w:id="2" w:name="OLE_LINK103"/>
+      <w:bookmarkStart w:id="3" w:name="OLE_LINK102"/>
+      <w:bookmarkStart w:id="4" w:name="OLE_LINK101"/>
+      <w:bookmarkStart w:id="5" w:name="OLE_LINK100"/>
       <w:r>
         <w:rPr>
           <w:sz w:val="16"/>
@@ -462,7 +462,7 @@
           <w:sz w:val="16"/>
           <w:szCs w:val="16"/>
         </w:rPr>
-        <w:t>ие темы выпускной квалификационной работы магистра)</w:t>
+        <w:t>ие темы выпускной квалификационной работы)</w:t>
       </w:r>
     </w:p>
     <w:tbl>
@@ -1056,8 +1056,8 @@
               </w:rPr>
               <w:t xml:space="preserve">Разработка и представление руководителю первой части работы </w:t>
             </w:r>
-            <w:bookmarkStart w:id="6" w:name="OLE_LINK63"/>
-            <w:bookmarkStart w:id="7" w:name="OLE_LINK64"/>
+            <w:bookmarkStart w:id="6" w:name="OLE_LINK64"/>
+            <w:bookmarkStart w:id="7" w:name="OLE_LINK63"/>
             <w:bookmarkEnd w:id="6"/>
             <w:bookmarkEnd w:id="7"/>
           </w:p>
@@ -2875,18 +2875,18 @@
       <w:lang w:val="x-none" w:eastAsia="x-none"/>
     </w:rPr>
   </w:style>
+  <w:style w:type="character" w:styleId="Style6">
+    <w:name w:val="Символ сноски"/>
+    <w:uiPriority w:val="99"/>
+    <w:unhideWhenUsed/>
+    <w:qFormat/>
+    <w:rsid w:val="00b62267"/>
+    <w:rPr>
+      <w:vertAlign w:val="superscript"/>
+    </w:rPr>
+  </w:style>
   <w:style w:type="character" w:styleId="user">
     <w:name w:val="Символ сноски (user)"/>
-    <w:uiPriority w:val="99"/>
-    <w:unhideWhenUsed/>
-    <w:qFormat/>
-    <w:rsid w:val="00b62267"/>
-    <w:rPr>
-      <w:vertAlign w:val="superscript"/>
-    </w:rPr>
-  </w:style>
-  <w:style w:type="character" w:styleId="Style6">
-    <w:name w:val="Символ сноски"/>
     <w:qFormat/>
     <w:rPr>
       <w:vertAlign w:val="superscript"/>
@@ -3323,7 +3323,7 @@
   </w:style>
   <w:style w:type="paragraph" w:styleId="IndexHeading">
     <w:name w:val="index heading"/>
-    <w:basedOn w:val="user1"/>
+    <w:basedOn w:val="Style16"/>
     <w:pPr/>
     <w:rPr/>
   </w:style>
@@ -3589,15 +3589,15 @@
       <w:lang w:eastAsia="en-US"/>
     </w:rPr>
   </w:style>
+  <w:style w:type="paragraph" w:styleId="Style18">
+    <w:name w:val="Колонтитулы"/>
+    <w:basedOn w:val="Normal"/>
+    <w:qFormat/>
+    <w:pPr/>
+    <w:rPr/>
+  </w:style>
   <w:style w:type="paragraph" w:styleId="user3">
     <w:name w:val="Колонтитулы (user)"/>
-    <w:basedOn w:val="Normal"/>
-    <w:qFormat/>
-    <w:pPr/>
-    <w:rPr/>
-  </w:style>
-  <w:style w:type="paragraph" w:styleId="Style18">
-    <w:name w:val="Колонтитулы"/>
     <w:basedOn w:val="Normal"/>
     <w:qFormat/>
     <w:pPr/>
@@ -3635,8 +3635,8 @@
     </w:pPr>
     <w:rPr/>
   </w:style>
-  <w:style w:type="paragraph" w:styleId="Style19">
-    <w:name w:val="Содержимое таблицы"/>
+  <w:style w:type="paragraph" w:styleId="user4">
+    <w:name w:val="Содержимое таблицы (user)"/>
     <w:basedOn w:val="Normal"/>
     <w:qFormat/>
     <w:pPr>
@@ -3645,9 +3645,9 @@
     </w:pPr>
     <w:rPr/>
   </w:style>
-  <w:style w:type="paragraph" w:styleId="Style20">
-    <w:name w:val="Заголовок таблицы"/>
-    <w:basedOn w:val="Style19"/>
+  <w:style w:type="paragraph" w:styleId="user5">
+    <w:name w:val="Заголовок таблицы (user)"/>
+    <w:basedOn w:val="user4"/>
     <w:qFormat/>
     <w:pPr>
       <w:suppressLineNumbers/>
@@ -3658,8 +3658,8 @@
       <w:bCs/>
     </w:rPr>
   </w:style>
-  <w:style w:type="numbering" w:styleId="user4" w:default="1">
-    <w:name w:val="Без списка (user)"/>
+  <w:style w:type="numbering" w:styleId="Style19" w:default="1">
+    <w:name w:val="Без списка"/>
     <w:uiPriority w:val="99"/>
     <w:semiHidden/>
     <w:unhideWhenUsed/>

--- a/src/main/resources/Заполнители/ВКР/common/Календарный_график_выполнения.docx
+++ b/src/main/resources/Заполнители/ВКР/common/Календарный_график_выполнения.docx
@@ -243,7 +243,7 @@
             </w:pPr>
             <w:r>
               <w:rPr/>
-              <w:t>Зав. Кафедрой Пальчунов Д. Е.</w:t>
+              <w:t>Зав. кафедрой Пальчунов Д. Е.</w:t>
             </w:r>
           </w:p>
           <w:p>
@@ -340,11 +340,16 @@
               </w:numPr>
               <w:spacing w:lineRule="auto" w:line="276"/>
               <w:jc w:val="end"/>
-              <w:rPr/>
-            </w:pPr>
-            <w:r>
-              <w:rPr/>
-              <w:t>«……»…………………20…г.</w:t>
+              <w:rPr>
+                <w:highlight w:val="none"/>
+                <w:shd w:fill="FFFF00" w:val="clear"/>
+              </w:rPr>
+            </w:pPr>
+            <w:r>
+              <w:rPr>
+                <w:shd w:fill="FFFF00" w:val="clear"/>
+              </w:rPr>
+              <w:t>$(общаяДатаПодписи)</w:t>
             </w:r>
           </w:p>
         </w:tc>
@@ -438,12 +443,12 @@
         </w:rPr>
         <w:t>(полное на</w:t>
       </w:r>
-      <w:bookmarkStart w:id="0" w:name="OLE_LINK105"/>
-      <w:bookmarkStart w:id="1" w:name="OLE_LINK104"/>
-      <w:bookmarkStart w:id="2" w:name="OLE_LINK103"/>
-      <w:bookmarkStart w:id="3" w:name="OLE_LINK102"/>
-      <w:bookmarkStart w:id="4" w:name="OLE_LINK101"/>
-      <w:bookmarkStart w:id="5" w:name="OLE_LINK100"/>
+      <w:bookmarkStart w:id="0" w:name="OLE_LINK100"/>
+      <w:bookmarkStart w:id="1" w:name="OLE_LINK101"/>
+      <w:bookmarkStart w:id="2" w:name="OLE_LINK102"/>
+      <w:bookmarkStart w:id="3" w:name="OLE_LINK103"/>
+      <w:bookmarkStart w:id="4" w:name="OLE_LINK104"/>
+      <w:bookmarkStart w:id="5" w:name="OLE_LINK105"/>
       <w:r>
         <w:rPr>
           <w:sz w:val="16"/>
@@ -1056,8 +1061,8 @@
               </w:rPr>
               <w:t xml:space="preserve">Разработка и представление руководителю первой части работы </w:t>
             </w:r>
-            <w:bookmarkStart w:id="6" w:name="OLE_LINK64"/>
-            <w:bookmarkStart w:id="7" w:name="OLE_LINK63"/>
+            <w:bookmarkStart w:id="6" w:name="OLE_LINK63"/>
+            <w:bookmarkStart w:id="7" w:name="OLE_LINK64"/>
             <w:bookmarkEnd w:id="6"/>
             <w:bookmarkEnd w:id="7"/>
           </w:p>
@@ -1616,7 +1621,7 @@
             </w:r>
             <w:r>
               <w:rPr/>
-              <w:t xml:space="preserve">, </w:t>
+              <w:t xml:space="preserve"> </w:t>
             </w:r>
             <w:r>
               <w:rPr>
@@ -1743,11 +1748,16 @@
           <w:p>
             <w:pPr>
               <w:pStyle w:val="Normal"/>
-              <w:rPr/>
-            </w:pPr>
-            <w:r>
-              <w:rPr/>
-              <w:t>«…»…………………20…г.</w:t>
+              <w:rPr>
+                <w:highlight w:val="none"/>
+                <w:shd w:fill="FFFF00" w:val="clear"/>
+              </w:rPr>
+            </w:pPr>
+            <w:r>
+              <w:rPr>
+                <w:shd w:fill="FFFF00" w:val="clear"/>
+              </w:rPr>
+              <w:t>$(общаяДатаПодписи)</w:t>
             </w:r>
           </w:p>
         </w:tc>
@@ -1813,11 +1823,16 @@
           <w:p>
             <w:pPr>
               <w:pStyle w:val="Normal"/>
-              <w:rPr/>
-            </w:pPr>
-            <w:r>
-              <w:rPr/>
-              <w:t>«…»…………………20…г.</w:t>
+              <w:rPr>
+                <w:highlight w:val="none"/>
+                <w:shd w:fill="FFFF00" w:val="clear"/>
+              </w:rPr>
+            </w:pPr>
+            <w:r>
+              <w:rPr>
+                <w:shd w:fill="FFFF00" w:val="clear"/>
+              </w:rPr>
+              <w:t>$(общаяДатаПодписи)</w:t>
             </w:r>
           </w:p>
         </w:tc>
@@ -2875,18 +2890,18 @@
       <w:lang w:val="x-none" w:eastAsia="x-none"/>
     </w:rPr>
   </w:style>
+  <w:style w:type="character" w:styleId="user">
+    <w:name w:val="Символ сноски (user)"/>
+    <w:uiPriority w:val="99"/>
+    <w:unhideWhenUsed/>
+    <w:qFormat/>
+    <w:rsid w:val="00b62267"/>
+    <w:rPr>
+      <w:vertAlign w:val="superscript"/>
+    </w:rPr>
+  </w:style>
   <w:style w:type="character" w:styleId="Style6">
     <w:name w:val="Символ сноски"/>
-    <w:uiPriority w:val="99"/>
-    <w:unhideWhenUsed/>
-    <w:qFormat/>
-    <w:rsid w:val="00b62267"/>
-    <w:rPr>
-      <w:vertAlign w:val="superscript"/>
-    </w:rPr>
-  </w:style>
-  <w:style w:type="character" w:styleId="user">
-    <w:name w:val="Символ сноски (user)"/>
     <w:qFormat/>
     <w:rPr>
       <w:vertAlign w:val="superscript"/>
@@ -3323,7 +3338,7 @@
   </w:style>
   <w:style w:type="paragraph" w:styleId="IndexHeading">
     <w:name w:val="index heading"/>
-    <w:basedOn w:val="Style16"/>
+    <w:basedOn w:val="user1"/>
     <w:pPr/>
     <w:rPr/>
   </w:style>
@@ -3589,15 +3604,15 @@
       <w:lang w:eastAsia="en-US"/>
     </w:rPr>
   </w:style>
+  <w:style w:type="paragraph" w:styleId="user3">
+    <w:name w:val="Колонтитулы (user)"/>
+    <w:basedOn w:val="Normal"/>
+    <w:qFormat/>
+    <w:pPr/>
+    <w:rPr/>
+  </w:style>
   <w:style w:type="paragraph" w:styleId="Style18">
     <w:name w:val="Колонтитулы"/>
-    <w:basedOn w:val="Normal"/>
-    <w:qFormat/>
-    <w:pPr/>
-    <w:rPr/>
-  </w:style>
-  <w:style w:type="paragraph" w:styleId="user3">
-    <w:name w:val="Колонтитулы (user)"/>
     <w:basedOn w:val="Normal"/>
     <w:qFormat/>
     <w:pPr/>
@@ -3635,8 +3650,8 @@
     </w:pPr>
     <w:rPr/>
   </w:style>
-  <w:style w:type="paragraph" w:styleId="user4">
-    <w:name w:val="Содержимое таблицы (user)"/>
+  <w:style w:type="paragraph" w:styleId="Style19">
+    <w:name w:val="Содержимое таблицы"/>
     <w:basedOn w:val="Normal"/>
     <w:qFormat/>
     <w:pPr>
@@ -3645,9 +3660,9 @@
     </w:pPr>
     <w:rPr/>
   </w:style>
-  <w:style w:type="paragraph" w:styleId="user5">
-    <w:name w:val="Заголовок таблицы (user)"/>
-    <w:basedOn w:val="user4"/>
+  <w:style w:type="paragraph" w:styleId="Style20">
+    <w:name w:val="Заголовок таблицы"/>
+    <w:basedOn w:val="Style19"/>
     <w:qFormat/>
     <w:pPr>
       <w:suppressLineNumbers/>
@@ -3658,8 +3673,8 @@
       <w:bCs/>
     </w:rPr>
   </w:style>
-  <w:style w:type="numbering" w:styleId="Style19" w:default="1">
-    <w:name w:val="Без списка"/>
+  <w:style w:type="numbering" w:styleId="user4" w:default="1">
+    <w:name w:val="Без списка (user)"/>
     <w:uiPriority w:val="99"/>
     <w:semiHidden/>
     <w:unhideWhenUsed/>

--- a/src/main/resources/Заполнители/ВКР/common/Календарный_график_выполнения.docx
+++ b/src/main/resources/Заполнители/ВКР/common/Календарный_график_выполнения.docx
@@ -79,7 +79,6 @@
     <w:p>
       <w:pPr>
         <w:pStyle w:val="Normal"/>
-        <w:jc w:val="center"/>
         <w:rPr>
           <w:sz w:val="16"/>
           <w:szCs w:val="16"/>
@@ -90,7 +89,9 @@
           <w:sz w:val="16"/>
           <w:szCs w:val="16"/>
         </w:rPr>
-        <w:t>(название кафедры)</w:t>
+        <w:tab/>
+        <w:tab/>
+        <w:t xml:space="preserve">         (название кафедры)</w:t>
       </w:r>
     </w:p>
     <w:p>
@@ -443,12 +444,12 @@
         </w:rPr>
         <w:t>(полное на</w:t>
       </w:r>
-      <w:bookmarkStart w:id="0" w:name="OLE_LINK100"/>
-      <w:bookmarkStart w:id="1" w:name="OLE_LINK101"/>
-      <w:bookmarkStart w:id="2" w:name="OLE_LINK102"/>
-      <w:bookmarkStart w:id="3" w:name="OLE_LINK103"/>
-      <w:bookmarkStart w:id="4" w:name="OLE_LINK104"/>
-      <w:bookmarkStart w:id="5" w:name="OLE_LINK105"/>
+      <w:bookmarkStart w:id="0" w:name="OLE_LINK105"/>
+      <w:bookmarkStart w:id="1" w:name="OLE_LINK104"/>
+      <w:bookmarkStart w:id="2" w:name="OLE_LINK103"/>
+      <w:bookmarkStart w:id="3" w:name="OLE_LINK102"/>
+      <w:bookmarkStart w:id="4" w:name="OLE_LINK101"/>
+      <w:bookmarkStart w:id="5" w:name="OLE_LINK100"/>
       <w:r>
         <w:rPr>
           <w:sz w:val="16"/>
@@ -772,7 +773,7 @@
           <w:p>
             <w:pPr>
               <w:pStyle w:val="Normal"/>
-              <w:jc w:val="center"/>
+              <w:jc w:val="both"/>
               <w:rPr/>
             </w:pPr>
             <w:r>
@@ -794,11 +795,13 @@
           <w:p>
             <w:pPr>
               <w:pStyle w:val="Normal"/>
-              <w:jc w:val="center"/>
-              <w:rPr/>
-            </w:pPr>
-            <w:r>
-              <w:rPr/>
+              <w:ind w:hanging="0" w:start="0"/>
+              <w:jc w:val="both"/>
+              <w:rPr/>
+            </w:pPr>
+            <w:r>
+              <w:rPr/>
+              <w:t>Выполнено</w:t>
             </w:r>
           </w:p>
         </w:tc>
@@ -874,6 +877,7 @@
           <w:p>
             <w:pPr>
               <w:pStyle w:val="Normal"/>
+              <w:jc w:val="both"/>
               <w:rPr/>
             </w:pPr>
             <w:r>
@@ -895,7 +899,7 @@
           <w:p>
             <w:pPr>
               <w:pStyle w:val="Normal"/>
-              <w:jc w:val="center"/>
+              <w:jc w:val="both"/>
               <w:rPr/>
             </w:pPr>
             <w:r>
@@ -977,10 +981,14 @@
           <w:p>
             <w:pPr>
               <w:pStyle w:val="Normal"/>
-              <w:rPr/>
-            </w:pPr>
-            <w:r>
-              <w:rPr/>
+              <w:jc w:val="both"/>
+              <w:rPr/>
+            </w:pPr>
+            <w:r>
+              <w:rPr>
+                <w:rFonts w:eastAsia="Liberation Serif" w:cs="Liberation Serif" w:ascii="Liberation Serif" w:hAnsi="Liberation Serif"/>
+              </w:rPr>
+              <w:t>-</w:t>
             </w:r>
           </w:p>
         </w:tc>
@@ -998,10 +1006,14 @@
           <w:p>
             <w:pPr>
               <w:pStyle w:val="Normal"/>
-              <w:rPr/>
-            </w:pPr>
-            <w:r>
-              <w:rPr/>
+              <w:jc w:val="both"/>
+              <w:rPr/>
+            </w:pPr>
+            <w:r>
+              <w:rPr>
+                <w:rFonts w:eastAsia="Liberation Serif" w:cs="Liberation Serif" w:ascii="Liberation Serif" w:hAnsi="Liberation Serif"/>
+              </w:rPr>
+              <w:t>-</w:t>
             </w:r>
           </w:p>
         </w:tc>
@@ -1061,8 +1073,8 @@
               </w:rPr>
               <w:t xml:space="preserve">Разработка и представление руководителю первой части работы </w:t>
             </w:r>
-            <w:bookmarkStart w:id="6" w:name="OLE_LINK63"/>
-            <w:bookmarkStart w:id="7" w:name="OLE_LINK64"/>
+            <w:bookmarkStart w:id="6" w:name="OLE_LINK64"/>
+            <w:bookmarkStart w:id="7" w:name="OLE_LINK63"/>
             <w:bookmarkEnd w:id="6"/>
             <w:bookmarkEnd w:id="7"/>
           </w:p>
@@ -1081,6 +1093,7 @@
           <w:p>
             <w:pPr>
               <w:pStyle w:val="Normal"/>
+              <w:jc w:val="both"/>
               <w:rPr/>
             </w:pPr>
             <w:r>
@@ -1102,11 +1115,13 @@
           <w:p>
             <w:pPr>
               <w:pStyle w:val="Normal"/>
-              <w:jc w:val="center"/>
-              <w:rPr/>
-            </w:pPr>
-            <w:r>
-              <w:rPr/>
+              <w:ind w:hanging="0" w:start="0"/>
+              <w:jc w:val="both"/>
+              <w:rPr/>
+            </w:pPr>
+            <w:r>
+              <w:rPr/>
+              <w:t>Выполнено</w:t>
             </w:r>
           </w:p>
         </w:tc>
@@ -1182,7 +1197,7 @@
           <w:p>
             <w:pPr>
               <w:pStyle w:val="Normal"/>
-              <w:jc w:val="center"/>
+              <w:jc w:val="both"/>
               <w:rPr/>
             </w:pPr>
             <w:r>
@@ -1204,11 +1219,13 @@
           <w:p>
             <w:pPr>
               <w:pStyle w:val="Normal"/>
-              <w:jc w:val="center"/>
-              <w:rPr/>
-            </w:pPr>
-            <w:r>
-              <w:rPr/>
+              <w:ind w:hanging="0" w:start="0"/>
+              <w:jc w:val="both"/>
+              <w:rPr/>
+            </w:pPr>
+            <w:r>
+              <w:rPr/>
+              <w:t>Выполнено</w:t>
             </w:r>
           </w:p>
         </w:tc>
@@ -1284,7 +1301,7 @@
           <w:p>
             <w:pPr>
               <w:pStyle w:val="Normal"/>
-              <w:jc w:val="center"/>
+              <w:jc w:val="both"/>
               <w:rPr/>
             </w:pPr>
             <w:r>
@@ -1306,11 +1323,13 @@
           <w:p>
             <w:pPr>
               <w:pStyle w:val="Normal"/>
-              <w:jc w:val="center"/>
-              <w:rPr/>
-            </w:pPr>
-            <w:r>
-              <w:rPr/>
+              <w:ind w:hanging="0" w:start="0"/>
+              <w:jc w:val="both"/>
+              <w:rPr/>
+            </w:pPr>
+            <w:r>
+              <w:rPr/>
+              <w:t>Выполнено</w:t>
             </w:r>
           </w:p>
         </w:tc>
@@ -1386,6 +1405,7 @@
           <w:p>
             <w:pPr>
               <w:pStyle w:val="Normal"/>
+              <w:jc w:val="both"/>
               <w:rPr/>
             </w:pPr>
             <w:r>
@@ -1407,10 +1427,13 @@
           <w:p>
             <w:pPr>
               <w:pStyle w:val="Normal"/>
-              <w:rPr/>
-            </w:pPr>
-            <w:r>
-              <w:rPr/>
+              <w:ind w:hanging="0" w:start="0"/>
+              <w:jc w:val="both"/>
+              <w:rPr/>
+            </w:pPr>
+            <w:r>
+              <w:rPr/>
+              <w:t>Выполнено</w:t>
             </w:r>
           </w:p>
         </w:tc>
@@ -1488,6 +1511,7 @@
           <w:p>
             <w:pPr>
               <w:pStyle w:val="Normal"/>
+              <w:jc w:val="both"/>
               <w:rPr/>
             </w:pPr>
             <w:r>
@@ -1509,6 +1533,7 @@
           <w:p>
             <w:pPr>
               <w:pStyle w:val="Normal"/>
+              <w:jc w:val="both"/>
               <w:rPr/>
             </w:pPr>
             <w:r>
@@ -2890,18 +2915,18 @@
       <w:lang w:val="x-none" w:eastAsia="x-none"/>
     </w:rPr>
   </w:style>
+  <w:style w:type="character" w:styleId="Style6">
+    <w:name w:val="Символ сноски"/>
+    <w:uiPriority w:val="99"/>
+    <w:unhideWhenUsed/>
+    <w:qFormat/>
+    <w:rsid w:val="00b62267"/>
+    <w:rPr>
+      <w:vertAlign w:val="superscript"/>
+    </w:rPr>
+  </w:style>
   <w:style w:type="character" w:styleId="user">
     <w:name w:val="Символ сноски (user)"/>
-    <w:uiPriority w:val="99"/>
-    <w:unhideWhenUsed/>
-    <w:qFormat/>
-    <w:rsid w:val="00b62267"/>
-    <w:rPr>
-      <w:vertAlign w:val="superscript"/>
-    </w:rPr>
-  </w:style>
-  <w:style w:type="character" w:styleId="Style6">
-    <w:name w:val="Символ сноски"/>
     <w:qFormat/>
     <w:rPr>
       <w:vertAlign w:val="superscript"/>
@@ -3338,7 +3363,7 @@
   </w:style>
   <w:style w:type="paragraph" w:styleId="IndexHeading">
     <w:name w:val="index heading"/>
-    <w:basedOn w:val="user1"/>
+    <w:basedOn w:val="Style16"/>
     <w:pPr/>
     <w:rPr/>
   </w:style>
@@ -3604,15 +3629,15 @@
       <w:lang w:eastAsia="en-US"/>
     </w:rPr>
   </w:style>
+  <w:style w:type="paragraph" w:styleId="Style18">
+    <w:name w:val="Колонтитулы"/>
+    <w:basedOn w:val="Normal"/>
+    <w:qFormat/>
+    <w:pPr/>
+    <w:rPr/>
+  </w:style>
   <w:style w:type="paragraph" w:styleId="user3">
     <w:name w:val="Колонтитулы (user)"/>
-    <w:basedOn w:val="Normal"/>
-    <w:qFormat/>
-    <w:pPr/>
-    <w:rPr/>
-  </w:style>
-  <w:style w:type="paragraph" w:styleId="Style18">
-    <w:name w:val="Колонтитулы"/>
     <w:basedOn w:val="Normal"/>
     <w:qFormat/>
     <w:pPr/>
@@ -3650,8 +3675,8 @@
     </w:pPr>
     <w:rPr/>
   </w:style>
-  <w:style w:type="paragraph" w:styleId="Style19">
-    <w:name w:val="Содержимое таблицы"/>
+  <w:style w:type="paragraph" w:styleId="user4">
+    <w:name w:val="Содержимое таблицы (user)"/>
     <w:basedOn w:val="Normal"/>
     <w:qFormat/>
     <w:pPr>
@@ -3660,9 +3685,9 @@
     </w:pPr>
     <w:rPr/>
   </w:style>
-  <w:style w:type="paragraph" w:styleId="Style20">
-    <w:name w:val="Заголовок таблицы"/>
-    <w:basedOn w:val="Style19"/>
+  <w:style w:type="paragraph" w:styleId="user5">
+    <w:name w:val="Заголовок таблицы (user)"/>
+    <w:basedOn w:val="user4"/>
     <w:qFormat/>
     <w:pPr>
       <w:suppressLineNumbers/>
@@ -3673,8 +3698,8 @@
       <w:bCs/>
     </w:rPr>
   </w:style>
-  <w:style w:type="numbering" w:styleId="user4" w:default="1">
-    <w:name w:val="Без списка (user)"/>
+  <w:style w:type="numbering" w:styleId="Style19" w:default="1">
+    <w:name w:val="Без списка"/>
     <w:uiPriority w:val="99"/>
     <w:semiHidden/>
     <w:unhideWhenUsed/>

--- a/src/main/resources/Заполнители/ВКР/common/Календарный_график_выполнения.docx
+++ b/src/main/resources/Заполнители/ВКР/common/Календарный_график_выполнения.docx
@@ -413,10 +413,8 @@
     <w:p>
       <w:pPr>
         <w:pStyle w:val="Normal"/>
-        <w:jc w:val="center"/>
-        <w:rPr>
-          <w:b/>
-        </w:rPr>
+        <w:jc w:val="start"/>
+        <w:rPr/>
       </w:pPr>
       <w:r>
         <w:rPr/>
@@ -444,12 +442,12 @@
         </w:rPr>
         <w:t>(полное на</w:t>
       </w:r>
-      <w:bookmarkStart w:id="0" w:name="OLE_LINK105"/>
-      <w:bookmarkStart w:id="1" w:name="OLE_LINK104"/>
-      <w:bookmarkStart w:id="2" w:name="OLE_LINK103"/>
-      <w:bookmarkStart w:id="3" w:name="OLE_LINK102"/>
-      <w:bookmarkStart w:id="4" w:name="OLE_LINK101"/>
-      <w:bookmarkStart w:id="5" w:name="OLE_LINK100"/>
+      <w:bookmarkStart w:id="0" w:name="OLE_LINK100"/>
+      <w:bookmarkStart w:id="1" w:name="OLE_LINK101"/>
+      <w:bookmarkStart w:id="2" w:name="OLE_LINK102"/>
+      <w:bookmarkStart w:id="3" w:name="OLE_LINK103"/>
+      <w:bookmarkStart w:id="4" w:name="OLE_LINK104"/>
+      <w:bookmarkStart w:id="5" w:name="OLE_LINK105"/>
       <w:r>
         <w:rPr>
           <w:sz w:val="16"/>
@@ -527,17 +525,7 @@
             </w:r>
             <w:r>
               <w:rPr/>
-              <w:t>,</w:t>
-            </w:r>
-          </w:p>
-          <w:p>
-            <w:pPr>
-              <w:pStyle w:val="Normal"/>
-              <w:rPr/>
-            </w:pPr>
-            <w:r>
-              <w:rPr/>
-              <w:t xml:space="preserve">группа </w:t>
+              <w:t xml:space="preserve">, группа </w:t>
             </w:r>
             <w:r>
               <w:rPr>
@@ -773,12 +761,21 @@
           <w:p>
             <w:pPr>
               <w:pStyle w:val="Normal"/>
+              <w:ind w:hanging="0" w:start="0"/>
               <w:jc w:val="both"/>
-              <w:rPr/>
-            </w:pPr>
-            <w:r>
-              <w:rPr/>
-            </w:r>
+              <w:rPr>
+                <w:highlight w:val="none"/>
+                <w:shd w:fill="FFFF00" w:val="clear"/>
+              </w:rPr>
+            </w:pPr>
+            <w:bookmarkStart w:id="6" w:name="__DdeLink__215_902024676"/>
+            <w:r>
+              <w:rPr>
+                <w:shd w:fill="FFFF00" w:val="clear"/>
+              </w:rPr>
+              <w:t>ДД.ММ.ГГГГ</w:t>
+            </w:r>
+            <w:bookmarkEnd w:id="6"/>
           </w:p>
         </w:tc>
         <w:tc>
@@ -877,11 +874,18 @@
           <w:p>
             <w:pPr>
               <w:pStyle w:val="Normal"/>
+              <w:ind w:hanging="0" w:start="0"/>
               <w:jc w:val="both"/>
-              <w:rPr/>
-            </w:pPr>
-            <w:r>
-              <w:rPr/>
+              <w:rPr>
+                <w:highlight w:val="none"/>
+                <w:shd w:fill="FFFF00" w:val="clear"/>
+              </w:rPr>
+            </w:pPr>
+            <w:r>
+              <w:rPr>
+                <w:shd w:fill="FFFF00" w:val="clear"/>
+              </w:rPr>
+              <w:t>ДД.ММ.ГГГГ</w:t>
             </w:r>
           </w:p>
         </w:tc>
@@ -899,11 +903,13 @@
           <w:p>
             <w:pPr>
               <w:pStyle w:val="Normal"/>
+              <w:ind w:hanging="0" w:start="0"/>
               <w:jc w:val="both"/>
               <w:rPr/>
             </w:pPr>
             <w:r>
               <w:rPr/>
+              <w:t>Выполнено</w:t>
             </w:r>
           </w:p>
         </w:tc>
@@ -1073,10 +1079,10 @@
               </w:rPr>
               <w:t xml:space="preserve">Разработка и представление руководителю первой части работы </w:t>
             </w:r>
-            <w:bookmarkStart w:id="6" w:name="OLE_LINK64"/>
             <w:bookmarkStart w:id="7" w:name="OLE_LINK63"/>
-            <w:bookmarkEnd w:id="6"/>
+            <w:bookmarkStart w:id="8" w:name="OLE_LINK64"/>
             <w:bookmarkEnd w:id="7"/>
+            <w:bookmarkEnd w:id="8"/>
           </w:p>
         </w:tc>
         <w:tc>
@@ -1093,11 +1099,18 @@
           <w:p>
             <w:pPr>
               <w:pStyle w:val="Normal"/>
+              <w:ind w:hanging="0" w:start="0"/>
               <w:jc w:val="both"/>
-              <w:rPr/>
-            </w:pPr>
-            <w:r>
-              <w:rPr/>
+              <w:rPr>
+                <w:highlight w:val="none"/>
+                <w:shd w:fill="FFFF00" w:val="clear"/>
+              </w:rPr>
+            </w:pPr>
+            <w:r>
+              <w:rPr>
+                <w:shd w:fill="FFFF00" w:val="clear"/>
+              </w:rPr>
+              <w:t>ДД.ММ.ГГГГ</w:t>
             </w:r>
           </w:p>
         </w:tc>
@@ -1197,11 +1210,18 @@
           <w:p>
             <w:pPr>
               <w:pStyle w:val="Normal"/>
+              <w:ind w:hanging="0" w:start="0"/>
               <w:jc w:val="both"/>
-              <w:rPr/>
-            </w:pPr>
-            <w:r>
-              <w:rPr/>
+              <w:rPr>
+                <w:highlight w:val="none"/>
+                <w:shd w:fill="FFFF00" w:val="clear"/>
+              </w:rPr>
+            </w:pPr>
+            <w:r>
+              <w:rPr>
+                <w:shd w:fill="FFFF00" w:val="clear"/>
+              </w:rPr>
+              <w:t>ДД.ММ.ГГГГ</w:t>
             </w:r>
           </w:p>
         </w:tc>
@@ -1301,11 +1321,18 @@
           <w:p>
             <w:pPr>
               <w:pStyle w:val="Normal"/>
+              <w:ind w:hanging="0" w:start="0"/>
               <w:jc w:val="both"/>
-              <w:rPr/>
-            </w:pPr>
-            <w:r>
-              <w:rPr/>
+              <w:rPr>
+                <w:highlight w:val="none"/>
+                <w:shd w:fill="FFFF00" w:val="clear"/>
+              </w:rPr>
+            </w:pPr>
+            <w:r>
+              <w:rPr>
+                <w:shd w:fill="FFFF00" w:val="clear"/>
+              </w:rPr>
+              <w:t>ДД.ММ.ГГГГ</w:t>
             </w:r>
           </w:p>
         </w:tc>
@@ -1405,11 +1432,18 @@
           <w:p>
             <w:pPr>
               <w:pStyle w:val="Normal"/>
+              <w:ind w:hanging="0" w:start="0"/>
               <w:jc w:val="both"/>
-              <w:rPr/>
-            </w:pPr>
-            <w:r>
-              <w:rPr/>
+              <w:rPr>
+                <w:highlight w:val="none"/>
+                <w:shd w:fill="FFFF00" w:val="clear"/>
+              </w:rPr>
+            </w:pPr>
+            <w:r>
+              <w:rPr>
+                <w:shd w:fill="FFFF00" w:val="clear"/>
+              </w:rPr>
+              <w:t>ДД.ММ.ГГГГ</w:t>
             </w:r>
           </w:p>
         </w:tc>
@@ -1599,6 +1633,7 @@
           <w:p>
             <w:pPr>
               <w:pStyle w:val="Normal"/>
+              <w:ind w:hanging="0" w:start="0"/>
               <w:rPr/>
             </w:pPr>
             <w:r>
@@ -1616,6 +1651,7 @@
           <w:p>
             <w:pPr>
               <w:pStyle w:val="Normal"/>
+              <w:ind w:hanging="0" w:start="0"/>
               <w:rPr/>
             </w:pPr>
             <w:r>
@@ -1636,6 +1672,7 @@
           <w:p>
             <w:pPr>
               <w:pStyle w:val="Normal"/>
+              <w:ind w:hanging="0" w:start="0"/>
               <w:rPr/>
             </w:pPr>
             <w:r>
@@ -1669,6 +1706,7 @@
           <w:p>
             <w:pPr>
               <w:pStyle w:val="Normal"/>
+              <w:ind w:hanging="0" w:start="0"/>
               <w:rPr/>
             </w:pPr>
             <w:r>
@@ -1695,6 +1733,7 @@
           <w:p>
             <w:pPr>
               <w:pStyle w:val="Normal"/>
+              <w:ind w:hanging="0" w:start="0"/>
               <w:rPr/>
             </w:pPr>
             <w:r>
@@ -1724,6 +1763,7 @@
           <w:p>
             <w:pPr>
               <w:pStyle w:val="Normal"/>
+              <w:ind w:hanging="0" w:start="0"/>
               <w:rPr>
                 <w:sz w:val="16"/>
                 <w:szCs w:val="16"/>
@@ -1750,6 +1790,7 @@
           <w:p>
             <w:pPr>
               <w:pStyle w:val="Normal"/>
+              <w:ind w:hanging="0" w:start="0"/>
               <w:rPr/>
             </w:pPr>
             <w:r>
@@ -1773,6 +1814,7 @@
           <w:p>
             <w:pPr>
               <w:pStyle w:val="Normal"/>
+              <w:ind w:hanging="0" w:start="0"/>
               <w:rPr>
                 <w:highlight w:val="none"/>
                 <w:shd w:fill="FFFF00" w:val="clear"/>
@@ -1800,6 +1842,7 @@
           <w:p>
             <w:pPr>
               <w:pStyle w:val="Normal"/>
+              <w:ind w:hanging="0" w:start="0"/>
               <w:rPr/>
             </w:pPr>
             <w:r>
@@ -1807,13 +1850,6 @@
                 <w:sz w:val="16"/>
                 <w:szCs w:val="16"/>
               </w:rPr>
-              <w:t xml:space="preserve">             </w:t>
-            </w:r>
-            <w:r>
-              <w:rPr>
-                <w:sz w:val="16"/>
-                <w:szCs w:val="16"/>
-              </w:rPr>
               <w:t>(ФИО) / (подпись)</w:t>
             </w:r>
           </w:p>
@@ -1827,6 +1863,7 @@
           <w:p>
             <w:pPr>
               <w:pStyle w:val="Normal"/>
+              <w:ind w:hanging="0" w:start="0"/>
               <w:rPr/>
             </w:pPr>
             <w:r>
@@ -1848,6 +1885,7 @@
           <w:p>
             <w:pPr>
               <w:pStyle w:val="Normal"/>
+              <w:ind w:hanging="0" w:start="0"/>
               <w:rPr>
                 <w:highlight w:val="none"/>
                 <w:shd w:fill="FFFF00" w:val="clear"/>
@@ -1870,6 +1908,7 @@
           <w:p>
             <w:pPr>
               <w:pStyle w:val="Normal"/>
+              <w:ind w:hanging="0" w:start="0"/>
               <w:rPr/>
             </w:pPr>
             <w:r>
@@ -2915,18 +2954,18 @@
       <w:lang w:val="x-none" w:eastAsia="x-none"/>
     </w:rPr>
   </w:style>
+  <w:style w:type="character" w:styleId="user">
+    <w:name w:val="Символ сноски (user)"/>
+    <w:uiPriority w:val="99"/>
+    <w:unhideWhenUsed/>
+    <w:qFormat/>
+    <w:rsid w:val="00b62267"/>
+    <w:rPr>
+      <w:vertAlign w:val="superscript"/>
+    </w:rPr>
+  </w:style>
   <w:style w:type="character" w:styleId="Style6">
     <w:name w:val="Символ сноски"/>
-    <w:uiPriority w:val="99"/>
-    <w:unhideWhenUsed/>
-    <w:qFormat/>
-    <w:rsid w:val="00b62267"/>
-    <w:rPr>
-      <w:vertAlign w:val="superscript"/>
-    </w:rPr>
-  </w:style>
-  <w:style w:type="character" w:styleId="user">
-    <w:name w:val="Символ сноски (user)"/>
     <w:qFormat/>
     <w:rPr>
       <w:vertAlign w:val="superscript"/>
@@ -3363,7 +3402,7 @@
   </w:style>
   <w:style w:type="paragraph" w:styleId="IndexHeading">
     <w:name w:val="index heading"/>
-    <w:basedOn w:val="Style16"/>
+    <w:basedOn w:val="user1"/>
     <w:pPr/>
     <w:rPr/>
   </w:style>
@@ -3629,15 +3668,15 @@
       <w:lang w:eastAsia="en-US"/>
     </w:rPr>
   </w:style>
+  <w:style w:type="paragraph" w:styleId="user3">
+    <w:name w:val="Колонтитулы (user)"/>
+    <w:basedOn w:val="Normal"/>
+    <w:qFormat/>
+    <w:pPr/>
+    <w:rPr/>
+  </w:style>
   <w:style w:type="paragraph" w:styleId="Style18">
     <w:name w:val="Колонтитулы"/>
-    <w:basedOn w:val="Normal"/>
-    <w:qFormat/>
-    <w:pPr/>
-    <w:rPr/>
-  </w:style>
-  <w:style w:type="paragraph" w:styleId="user3">
-    <w:name w:val="Колонтитулы (user)"/>
     <w:basedOn w:val="Normal"/>
     <w:qFormat/>
     <w:pPr/>
@@ -3675,8 +3714,8 @@
     </w:pPr>
     <w:rPr/>
   </w:style>
-  <w:style w:type="paragraph" w:styleId="user4">
-    <w:name w:val="Содержимое таблицы (user)"/>
+  <w:style w:type="paragraph" w:styleId="Style19">
+    <w:name w:val="Содержимое таблицы"/>
     <w:basedOn w:val="Normal"/>
     <w:qFormat/>
     <w:pPr>
@@ -3685,9 +3724,9 @@
     </w:pPr>
     <w:rPr/>
   </w:style>
-  <w:style w:type="paragraph" w:styleId="user5">
-    <w:name w:val="Заголовок таблицы (user)"/>
-    <w:basedOn w:val="user4"/>
+  <w:style w:type="paragraph" w:styleId="Style20">
+    <w:name w:val="Заголовок таблицы"/>
+    <w:basedOn w:val="Style19"/>
     <w:qFormat/>
     <w:pPr>
       <w:suppressLineNumbers/>
@@ -3698,8 +3737,8 @@
       <w:bCs/>
     </w:rPr>
   </w:style>
-  <w:style w:type="numbering" w:styleId="Style19" w:default="1">
-    <w:name w:val="Без списка"/>
+  <w:style w:type="numbering" w:styleId="user4" w:default="1">
+    <w:name w:val="Без списка (user)"/>
     <w:uiPriority w:val="99"/>
     <w:semiHidden/>
     <w:unhideWhenUsed/>

--- a/src/main/resources/Заполнители/ВКР/common/Календарный_график_выполнения.docx
+++ b/src/main/resources/Заполнители/ВКР/common/Календарный_график_выполнения.docx
@@ -1734,23 +1734,28 @@
             <w:pPr>
               <w:pStyle w:val="Normal"/>
               <w:ind w:hanging="0" w:start="0"/>
-              <w:rPr/>
-            </w:pPr>
-            <w:r>
-              <w:rPr>
+              <w:rPr>
+                <w:b w:val="false"/>
+                <w:bCs w:val="false"/>
+                <w:i w:val="false"/>
+                <w:iCs w:val="false"/>
+                <w:color w:val="000000"/>
+                <w:highlight w:val="none"/>
+                <w:u w:val="none"/>
                 <w:shd w:fill="FFFF00" w:val="clear"/>
               </w:rPr>
-              <w:t>$(руководительВКР.степень)</w:t>
-            </w:r>
-            <w:r>
-              <w:rPr/>
-              <w:t xml:space="preserve">, </w:t>
-            </w:r>
-            <w:r>
-              <w:rPr>
+            </w:pPr>
+            <w:r>
+              <w:rPr>
+                <w:b w:val="false"/>
+                <w:bCs w:val="false"/>
+                <w:i w:val="false"/>
+                <w:iCs w:val="false"/>
+                <w:color w:val="000000"/>
+                <w:u w:val="none"/>
                 <w:shd w:fill="FFFF00" w:val="clear"/>
               </w:rPr>
-              <w:t>$(руководительВКР.звание)</w:t>
+              <w:t>$(руководительВКР.степень.звание)</w:t>
             </w:r>
           </w:p>
         </w:tc>
